--- a/test_data/smlouva16_anon.docx
+++ b/test_data/smlouva16_anon.docx
@@ -46,7 +46,7 @@
     </w:p>
     <w:p>
       <w:r>
-        <w:t>Místo uzavření: [[ADDRESS_1]], Česká republika</w:t>
+        <w:t>Místo uzavření: Praha, Česká republika</w:t>
       </w:r>
     </w:p>
     <w:p/>
@@ -92,12 +92,12 @@
     </w:p>
     <w:p>
       <w:r>
-        <w:t>[[ADDRESS_2]]</w:t>
-      </w:r>
-    </w:p>
-    <w:p>
-      <w:r>
-        <w:t>Číslo [[ID_CARD_1]], platný do [[DATE_3]], vydal ÚMČ [[ADDRESS_3]]</w:t>
+        <w:t>Trvalý pobyt: [[ADDRESS_1]]</w:t>
+      </w:r>
+    </w:p>
+    <w:p>
+      <w:r>
+        <w:t>Číslo [[ID_CARD_1]], platný do [[DATE_3]], vydal ÚMČ Praha 1</w:t>
       </w:r>
     </w:p>
     <w:p>
@@ -145,7 +145,7 @@
     <w:p/>
     <w:p>
       <w:r>
-        <w:t>Rodinný stav: ženatý (Mgr. [[PERSON_2]], roz. Svobodová, [[BIRTH_ID_2]])</w:t>
+        <w:t>Rodinný stav: ženatý (Mgr. [[PERSON_2]], roz. [[PERSON_10]], [[BIRTH_ID_2]])</w:t>
       </w:r>
     </w:p>
     <w:p>
@@ -192,7 +192,7 @@
     </w:p>
     <w:p>
       <w:r>
-        <w:t>[[ADDRESS_4]]</w:t>
+        <w:t>Trvalý pobyt: [[ADDRESS_2]]</w:t>
       </w:r>
     </w:p>
     <w:p>
@@ -280,12 +280,12 @@
     </w:p>
     <w:p>
       <w:r>
-        <w:t>[[ADDRESS_5]]</w:t>
-      </w:r>
-    </w:p>
-    <w:p>
-      <w:r>
-        <w:t>Zapsána: Městský soud [[ADDRESS_6]], oddíl B, vložka 23456</w:t>
+        <w:t>Sídlo: [[ADDRESS_3]]</w:t>
+      </w:r>
+    </w:p>
+    <w:p>
+      <w:r>
+        <w:t>Zapsána: Městský soud v Praze, oddíl B, vložka 23456</w:t>
       </w:r>
     </w:p>
     <w:p>
@@ -383,12 +383,12 @@
     </w:p>
     <w:p>
       <w:r>
-        <w:t>[[ADDRESS_7]]</w:t>
-      </w:r>
-    </w:p>
-    <w:p>
-      <w:r>
-        <w:t>Zapsána: Městský soud [[ADDRESS_6]], oddíl C, vložka 34567</w:t>
+        <w:t>Sídlo: [[ADDRESS_4]]</w:t>
+      </w:r>
+    </w:p>
+    <w:p>
+      <w:r>
+        <w:t>Zapsána: Městský soud v Praze, oddíl C, vložka 34567</w:t>
       </w:r>
     </w:p>
     <w:p>
@@ -630,7 +630,7 @@
     <w:p/>
     <w:p>
       <w:r>
-        <w:t>YTD 2024 (Q1):</w:t>
+        <w:t>Y[[LICENSE_PLATE_1]] (Q1):</w:t>
       </w:r>
     </w:p>
     <w:p>
@@ -931,7 +931,7 @@
     </w:p>
     <w:p>
       <w:r>
-        <w:t>- Ing. (VŠE [[ADDRESS_1]], 2003)</w:t>
+        <w:t>- Ing. (VŠE Praha, 2003)</w:t>
       </w:r>
     </w:p>
     <w:p>
@@ -1200,7 +1200,7 @@
     </w:p>
     <w:p>
       <w:r>
-        <w:t>- Ing. (VŠE [[ADDRESS_1]], Finance, 2005)</w:t>
+        <w:t>- Ing. (VŠE Praha, Finance, 2005)</w:t>
       </w:r>
     </w:p>
     <w:p>
@@ -1228,7 +1228,7 @@
     </w:p>
     <w:p>
       <w:r>
-        <w:t>[[PHONE_5]], [[EMAIL_5]]</w:t>
+        <w:t>[[PHONE_18]], [[EMAIL_5]]</w:t>
       </w:r>
     </w:p>
     <w:p>
@@ -1644,7 +1644,7 @@
     </w:p>
     <w:p>
       <w:r>
-        <w:t>Vzdělání: Bc. Ošetřovatelství (UK [[ADDRESS_1]], 2010)</w:t>
+        <w:t>Vzdělání: Bc. Ošetřovatelství (UK Praha, 2010)</w:t>
       </w:r>
     </w:p>
     <w:p>
@@ -1672,7 +1672,7 @@
     </w:p>
     <w:p>
       <w:r>
-        <w:t>Vzdělání: SZŠ [[ADDRESS_1]] (2012)</w:t>
+        <w:t>Vzdělání: SZŠ Praha (2012)</w:t>
       </w:r>
     </w:p>
     <w:p>
@@ -1938,7 +1938,7 @@
     </w:p>
     <w:p>
       <w:r>
-        <w:t>[[ADDRESS_8]]</w:t>
+        <w:t>[[ADDRESS_5]]</w:t>
       </w:r>
     </w:p>
     <w:p>
@@ -2150,7 +2150,7 @@
     </w:p>
     <w:p>
       <w:r>
-        <w:t>[[ADDRESS_9]]</w:t>
+        <w:t>[[ADDRESS_6]]</w:t>
       </w:r>
     </w:p>
     <w:p>
@@ -2378,7 +2378,7 @@
     </w:p>
     <w:p>
       <w:r>
-        <w:t>[[ADDRESS_10]]</w:t>
+        <w:t>[[ADDRESS_7]]</w:t>
       </w:r>
     </w:p>
     <w:p>
@@ -2631,7 +2631,7 @@
     </w:p>
     <w:p>
       <w:r>
-        <w:t>[[ADDRESS_11]]</w:t>
+        <w:t>[[ADDRESS_2]]</w:t>
       </w:r>
     </w:p>
     <w:p>
@@ -2810,7 +2810,7 @@
     </w:p>
     <w:p>
       <w:r>
-        <w:t>Podpůrná skupina: Onko-pacientky [[ADDRESS_1]] (setkání 1x měsíčně)</w:t>
+        <w:t>Podpůrná skupina: Onko-pacientky Praha (setkání 1x měsíčně)</w:t>
       </w:r>
     </w:p>
     <w:p>
@@ -2874,7 +2874,7 @@
     </w:p>
     <w:p>
       <w:r>
-        <w:t>Laboratoř: Gennet s.r.o., [[ADDRESS_1]]</w:t>
+        <w:t>Laboratoř: Gennet s.r.o., Praha</w:t>
       </w:r>
     </w:p>
     <w:p>
@@ -3417,7 +3417,7 @@
     </w:p>
     <w:p>
       <w:r>
-        <w:t>- ISO 27001: ANO (certifikát CZ-I[[LICENSE_PLATE_1]]-2021-789)</w:t>
+        <w:t>- ISO 27001: ANO (certifikát CZ-ISO27001-2021-789)</w:t>
       </w:r>
     </w:p>
     <w:p>
@@ -3536,7 +3536,7 @@
     </w:p>
     <w:p>
       <w:r>
-        <w:t>Pronajímatel: MedCenter [[ADDRESS_1]] s.r.o., [[ICO_3]]</w:t>
+        <w:t>Pronajímatel: MedCenter Praha s.r.o., [[ICO_3]]</w:t>
       </w:r>
     </w:p>
     <w:p>
@@ -3554,7 +3554,7 @@
     </w:p>
     <w:p>
       <w:r>
-        <w:t>[[ADDRESS_12]]</w:t>
+        <w:t>[[ADDRESS_4]]</w:t>
       </w:r>
     </w:p>
     <w:p>
@@ -4321,7 +4321,7 @@
     </w:p>
     <w:p>
       <w:r>
-        <w:t>Notářská kancelář: [[ADDRESS_13]]</w:t>
+        <w:t>Notářská kancelář: [[ADDRESS_1]]</w:t>
       </w:r>
     </w:p>
     <w:p>
@@ -4399,7 +4399,7 @@
     </w:p>
     <w:p>
       <w:r>
-        <w:t>[[PHONE_5]]</w:t>
+        <w:t>[[PHONE_18]]</w:t>
       </w:r>
     </w:p>
     <w:p>
@@ -4948,7 +4948,7 @@
     <w:p/>
     <w:p>
       <w:r>
-        <w:t>DPA (Data [[PERSON_28]]) uzavřena: [[DATE_1]]</w:t>
+        <w:t>DPA (Data Processing Agreement) uzavřena: [[DATE_1]]</w:t>
       </w:r>
     </w:p>
     <w:p>
@@ -5165,7 +5165,7 @@
     <w:p/>
     <w:p>
       <w:r>
-        <w:t>[[ADDRESS_6]] dne [[DATE_1]]</w:t>
+        <w:t>V Praze dne [[DATE_1]]</w:t>
       </w:r>
     </w:p>
     <w:p/>
@@ -5271,7 +5271,7 @@
     </w:p>
     <w:p>
       <w:r>
-        <w:t>Notář, [[ADDRESS_3]]</w:t>
+        <w:t>Notář, Praha 1</w:t>
       </w:r>
     </w:p>
     <w:p/>
@@ -5413,6 +5413,12 @@
       </w:r>
     </w:p>
     <w:sectPr>
+      <w:headerReference w:type="default" r:id="rId6"/>
+      <w:footerReference w:type="default" r:id="rId7"/>
+      <w:headerReference w:type="first" r:id="rId8"/>
+      <w:footerReference w:type="first" r:id="rId9"/>
+      <w:headerReference w:type="even" r:id="rId10"/>
+      <w:footerReference w:type="even" r:id="rId11"/>
       <w:pgSz w:w="11906" w:h="16838"/>
       <w:pgMar w:top="1440" w:right="1440" w:bottom="1440" w:left="1440" w:header="708" w:footer="708" w:gutter="0"/>
       <w:cols w:space="708"/>
@@ -5420,6 +5426,66 @@
     </w:sectPr>
   </w:body>
 </w:document>
+</file>
+
+<file path=word/footer1.xml><?xml version="1.0" encoding="utf-8"?>
+<w:ftr xmlns:m="http://schemas.openxmlformats.org/officeDocument/2006/math" xmlns:mc="http://schemas.openxmlformats.org/markup-compatibility/2006" xmlns:mo="http://schemas.microsoft.com/office/mac/office/2008/main" xmlns:mv="urn:schemas-microsoft-com:mac:vml" xmlns:o="urn:schemas-microsoft-com:office:office" xmlns:r="http://schemas.openxmlformats.org/officeDocument/2006/relationships" xmlns:v="urn:schemas-microsoft-com:vml" xmlns:w10="urn:schemas-microsoft-com:office:word" xmlns:w14="http://schemas.microsoft.com/office/word/2010/wordml" xmlns:w="http://schemas.openxmlformats.org/wordprocessingml/2006/main" xmlns:wne="http://schemas.microsoft.com/office/word/2006/wordml" xmlns:wp14="http://schemas.microsoft.com/office/word/2010/wordprocessingDrawing" xmlns:wp="http://schemas.openxmlformats.org/drawingml/2006/wordprocessingDrawing" xmlns:wpc="http://schemas.microsoft.com/office/word/2010/wordprocessingCanvas" xmlns:wpg="http://schemas.microsoft.com/office/word/2010/wordprocessingGroup" xmlns:wpi="http://schemas.microsoft.com/office/word/2010/wordprocessingInk" xmlns:wps="http://schemas.microsoft.com/office/word/2010/wordprocessingShape" mc:Ignorable="w14 wp14">
+  <w:p>
+    <w:pPr>
+      <w:pStyle w:val="Footer"/>
+    </w:pPr>
+  </w:p>
+</w:ftr>
+</file>
+
+<file path=word/footer2.xml><?xml version="1.0" encoding="utf-8"?>
+<w:ftr xmlns:m="http://schemas.openxmlformats.org/officeDocument/2006/math" xmlns:mc="http://schemas.openxmlformats.org/markup-compatibility/2006" xmlns:mo="http://schemas.microsoft.com/office/mac/office/2008/main" xmlns:mv="urn:schemas-microsoft-com:mac:vml" xmlns:o="urn:schemas-microsoft-com:office:office" xmlns:r="http://schemas.openxmlformats.org/officeDocument/2006/relationships" xmlns:v="urn:schemas-microsoft-com:vml" xmlns:w10="urn:schemas-microsoft-com:office:word" xmlns:w14="http://schemas.microsoft.com/office/word/2010/wordml" xmlns:w="http://schemas.openxmlformats.org/wordprocessingml/2006/main" xmlns:wne="http://schemas.microsoft.com/office/word/2006/wordml" xmlns:wp14="http://schemas.microsoft.com/office/word/2010/wordprocessingDrawing" xmlns:wp="http://schemas.openxmlformats.org/drawingml/2006/wordprocessingDrawing" xmlns:wpc="http://schemas.microsoft.com/office/word/2010/wordprocessingCanvas" xmlns:wpg="http://schemas.microsoft.com/office/word/2010/wordprocessingGroup" xmlns:wpi="http://schemas.microsoft.com/office/word/2010/wordprocessingInk" xmlns:wps="http://schemas.microsoft.com/office/word/2010/wordprocessingShape" mc:Ignorable="w14 wp14">
+  <w:p>
+    <w:pPr>
+      <w:pStyle w:val="Footer"/>
+    </w:pPr>
+  </w:p>
+</w:ftr>
+</file>
+
+<file path=word/footer3.xml><?xml version="1.0" encoding="utf-8"?>
+<w:ftr xmlns:m="http://schemas.openxmlformats.org/officeDocument/2006/math" xmlns:mc="http://schemas.openxmlformats.org/markup-compatibility/2006" xmlns:mo="http://schemas.microsoft.com/office/mac/office/2008/main" xmlns:mv="urn:schemas-microsoft-com:mac:vml" xmlns:o="urn:schemas-microsoft-com:office:office" xmlns:r="http://schemas.openxmlformats.org/officeDocument/2006/relationships" xmlns:v="urn:schemas-microsoft-com:vml" xmlns:w10="urn:schemas-microsoft-com:office:word" xmlns:w14="http://schemas.microsoft.com/office/word/2010/wordml" xmlns:w="http://schemas.openxmlformats.org/wordprocessingml/2006/main" xmlns:wne="http://schemas.microsoft.com/office/word/2006/wordml" xmlns:wp14="http://schemas.microsoft.com/office/word/2010/wordprocessingDrawing" xmlns:wp="http://schemas.openxmlformats.org/drawingml/2006/wordprocessingDrawing" xmlns:wpc="http://schemas.microsoft.com/office/word/2010/wordprocessingCanvas" xmlns:wpg="http://schemas.microsoft.com/office/word/2010/wordprocessingGroup" xmlns:wpi="http://schemas.microsoft.com/office/word/2010/wordprocessingInk" xmlns:wps="http://schemas.microsoft.com/office/word/2010/wordprocessingShape" mc:Ignorable="w14 wp14">
+  <w:p>
+    <w:pPr>
+      <w:pStyle w:val="Footer"/>
+    </w:pPr>
+  </w:p>
+</w:ftr>
+</file>
+
+<file path=word/header1.xml><?xml version="1.0" encoding="utf-8"?>
+<w:hdr xmlns:m="http://schemas.openxmlformats.org/officeDocument/2006/math" xmlns:mc="http://schemas.openxmlformats.org/markup-compatibility/2006" xmlns:mo="http://schemas.microsoft.com/office/mac/office/2008/main" xmlns:mv="urn:schemas-microsoft-com:mac:vml" xmlns:o="urn:schemas-microsoft-com:office:office" xmlns:r="http://schemas.openxmlformats.org/officeDocument/2006/relationships" xmlns:v="urn:schemas-microsoft-com:vml" xmlns:w10="urn:schemas-microsoft-com:office:word" xmlns:w14="http://schemas.microsoft.com/office/word/2010/wordml" xmlns:w="http://schemas.openxmlformats.org/wordprocessingml/2006/main" xmlns:wne="http://schemas.microsoft.com/office/word/2006/wordml" xmlns:wp14="http://schemas.microsoft.com/office/word/2010/wordprocessingDrawing" xmlns:wp="http://schemas.openxmlformats.org/drawingml/2006/wordprocessingDrawing" xmlns:wpc="http://schemas.microsoft.com/office/word/2010/wordprocessingCanvas" xmlns:wpg="http://schemas.microsoft.com/office/word/2010/wordprocessingGroup" xmlns:wpi="http://schemas.microsoft.com/office/word/2010/wordprocessingInk" xmlns:wps="http://schemas.microsoft.com/office/word/2010/wordprocessingShape" mc:Ignorable="w14 wp14">
+  <w:p>
+    <w:pPr>
+      <w:pStyle w:val="Header"/>
+    </w:pPr>
+  </w:p>
+</w:hdr>
+</file>
+
+<file path=word/header2.xml><?xml version="1.0" encoding="utf-8"?>
+<w:hdr xmlns:m="http://schemas.openxmlformats.org/officeDocument/2006/math" xmlns:mc="http://schemas.openxmlformats.org/markup-compatibility/2006" xmlns:mo="http://schemas.microsoft.com/office/mac/office/2008/main" xmlns:mv="urn:schemas-microsoft-com:mac:vml" xmlns:o="urn:schemas-microsoft-com:office:office" xmlns:r="http://schemas.openxmlformats.org/officeDocument/2006/relationships" xmlns:v="urn:schemas-microsoft-com:vml" xmlns:w10="urn:schemas-microsoft-com:office:word" xmlns:w14="http://schemas.microsoft.com/office/word/2010/wordml" xmlns:w="http://schemas.openxmlformats.org/wordprocessingml/2006/main" xmlns:wne="http://schemas.microsoft.com/office/word/2006/wordml" xmlns:wp14="http://schemas.microsoft.com/office/word/2010/wordprocessingDrawing" xmlns:wp="http://schemas.openxmlformats.org/drawingml/2006/wordprocessingDrawing" xmlns:wpc="http://schemas.microsoft.com/office/word/2010/wordprocessingCanvas" xmlns:wpg="http://schemas.microsoft.com/office/word/2010/wordprocessingGroup" xmlns:wpi="http://schemas.microsoft.com/office/word/2010/wordprocessingInk" xmlns:wps="http://schemas.microsoft.com/office/word/2010/wordprocessingShape" mc:Ignorable="w14 wp14">
+  <w:p>
+    <w:pPr>
+      <w:pStyle w:val="Header"/>
+    </w:pPr>
+  </w:p>
+</w:hdr>
+</file>
+
+<file path=word/header3.xml><?xml version="1.0" encoding="utf-8"?>
+<w:hdr xmlns:m="http://schemas.openxmlformats.org/officeDocument/2006/math" xmlns:mc="http://schemas.openxmlformats.org/markup-compatibility/2006" xmlns:mo="http://schemas.microsoft.com/office/mac/office/2008/main" xmlns:mv="urn:schemas-microsoft-com:mac:vml" xmlns:o="urn:schemas-microsoft-com:office:office" xmlns:r="http://schemas.openxmlformats.org/officeDocument/2006/relationships" xmlns:v="urn:schemas-microsoft-com:vml" xmlns:w10="urn:schemas-microsoft-com:office:word" xmlns:w14="http://schemas.microsoft.com/office/word/2010/wordml" xmlns:w="http://schemas.openxmlformats.org/wordprocessingml/2006/main" xmlns:wne="http://schemas.microsoft.com/office/word/2006/wordml" xmlns:wp14="http://schemas.microsoft.com/office/word/2010/wordprocessingDrawing" xmlns:wp="http://schemas.openxmlformats.org/drawingml/2006/wordprocessingDrawing" xmlns:wpc="http://schemas.microsoft.com/office/word/2010/wordprocessingCanvas" xmlns:wpg="http://schemas.microsoft.com/office/word/2010/wordprocessingGroup" xmlns:wpi="http://schemas.microsoft.com/office/word/2010/wordprocessingInk" xmlns:wps="http://schemas.microsoft.com/office/word/2010/wordprocessingShape" mc:Ignorable="w14 wp14">
+  <w:p>
+    <w:pPr>
+      <w:pStyle w:val="Header"/>
+    </w:pPr>
+  </w:p>
+</w:hdr>
 </file>
 
 <file path=word/styles.xml><?xml version="1.0" encoding="utf-8"?>

--- a/test_data/smlouva16_anon.docx
+++ b/test_data/smlouva16_anon.docx
@@ -82,7 +82,7 @@
     </w:p>
     <w:p>
       <w:r>
-        <w:t>Místo narození: [[BIRTH_PLACE_1]]</w:t>
+        <w:t>Místo narození: [[ADDRESS_1]]</w:t>
       </w:r>
     </w:p>
     <w:p>
@@ -92,7 +92,7 @@
     </w:p>
     <w:p>
       <w:r>
-        <w:t>Trvalý pobyt: [[ADDRESS_1]]</w:t>
+        <w:t>Trvalý pobyt: [[ADDRESS_2]]</w:t>
       </w:r>
     </w:p>
     <w:p>
@@ -182,7 +182,7 @@
     </w:p>
     <w:p>
       <w:r>
-        <w:t>Místo narození: [[BIRTH_PLACE_2]]</w:t>
+        <w:t>Místo narození: [[ADDRESS_2]]</w:t>
       </w:r>
     </w:p>
     <w:p>
@@ -192,7 +192,7 @@
     </w:p>
     <w:p>
       <w:r>
-        <w:t>Trvalý pobyt: [[ADDRESS_2]]</w:t>
+        <w:t>Trvalý pobyt: [[ADDRESS_3]]</w:t>
       </w:r>
     </w:p>
     <w:p>
@@ -280,7 +280,7 @@
     </w:p>
     <w:p>
       <w:r>
-        <w:t>Sídlo: [[ADDRESS_3]]</w:t>
+        <w:t>Sídlo: [[ADDRESS_4]]</w:t>
       </w:r>
     </w:p>
     <w:p>
@@ -383,7 +383,7 @@
     </w:p>
     <w:p>
       <w:r>
-        <w:t>Sídlo: [[ADDRESS_4]]</w:t>
+        <w:t>Sídlo: [[ADDRESS_5]]</w:t>
       </w:r>
     </w:p>
     <w:p>
@@ -1938,7 +1938,7 @@
     </w:p>
     <w:p>
       <w:r>
-        <w:t>[[ADDRESS_5]]</w:t>
+        <w:t>[[ADDRESS_6]]</w:t>
       </w:r>
     </w:p>
     <w:p>
@@ -2150,7 +2150,7 @@
     </w:p>
     <w:p>
       <w:r>
-        <w:t>[[ADDRESS_6]]</w:t>
+        <w:t>[[ADDRESS_7]]</w:t>
       </w:r>
     </w:p>
     <w:p>
@@ -2378,7 +2378,7 @@
     </w:p>
     <w:p>
       <w:r>
-        <w:t>[[ADDRESS_7]]</w:t>
+        <w:t>[[ADDRESS_8]]</w:t>
       </w:r>
     </w:p>
     <w:p>
@@ -2631,7 +2631,7 @@
     </w:p>
     <w:p>
       <w:r>
-        <w:t>[[ADDRESS_2]]</w:t>
+        <w:t>[[ADDRESS_3]]</w:t>
       </w:r>
     </w:p>
     <w:p>
@@ -3554,7 +3554,7 @@
     </w:p>
     <w:p>
       <w:r>
-        <w:t>[[ADDRESS_4]]</w:t>
+        <w:t>[[ADDRESS_5]]</w:t>
       </w:r>
     </w:p>
     <w:p>
@@ -4321,7 +4321,7 @@
     </w:p>
     <w:p>
       <w:r>
-        <w:t>Notářská kancelář: [[ADDRESS_1]]</w:t>
+        <w:t>Notářská kancelář: [[ADDRESS_2]]</w:t>
       </w:r>
     </w:p>
     <w:p>
